--- a/docs/companion/Chapter10/Word/How_the_Brain_Learns_Chapter_10_Student_Notes_and_Labs.docx
+++ b/docs/companion/Chapter10/Word/How_the_Brain_Learns_Chapter_10_Student_Notes_and_Labs.docx
@@ -691,7 +691,7 @@
         <w:pStyle w:val="Compact"/>
       </w:pPr>
       <w:r>
-        <w:t xml:space="preserve">AlphaGo beat Lee Sedol 4 to 1, but a person placed its stones. Moravec’s paradox: perception and movement are hard for machines because evolution hid their difficulty.</w:t>
+        <w:t xml:space="preserve">AlphaGo beat Lee Sedol four games to one, but a person placed its stones. Moravec’s paradox: perception and movement are hard for machines because evolution hid their difficulty.</w:t>
       </w:r>
     </w:p>
     <w:p>
@@ -1190,7 +1190,7 @@
         <w:pStyle w:val="Compact"/>
       </w:pPr>
       <w:r>
-        <w:t xml:space="preserve">At the high rate, how many words has a person heard by age 5, 10, and 20? (Check: 6 × 10^7, 1.2 × 10^8, 2.4 × 10^8. Frank rounds the last to 2 × 10^8.)</w:t>
+        <w:t xml:space="preserve">At the high rate, how many words has a person heard by ages five, ten, and 20? (Check: 6 × 10^7, 1.2 × 10^8, 2.4 × 10^8. Frank rounds the last to 2 × 10^8.)</w:t>
       </w:r>
     </w:p>
     <w:p>
@@ -2858,7 +2858,7 @@
         <w:pStyle w:val="Compact"/>
       </w:pPr>
       <w:r>
-        <w:t xml:space="preserve">Copy the eleven properties in Figure 10.7. For each, write one sentence of evidence from this chapter or an earlier one and one citation.</w:t>
+        <w:t xml:space="preserve">Copy the thirteen properties in Figure 10.7. For each, write one sentence of evidence from this chapter or an earlier one and one citation.</w:t>
       </w:r>
     </w:p>
     <w:p>
